--- a/releases/1/HosseinMadadi_Progress.docx
+++ b/releases/1/HosseinMadadi_Progress.docx
@@ -1,6 +1,6 @@
 
 <file path=word/document.xml><?xml version="1.0" encoding="utf-8"?>
-<w:document xmlns:wpc="http://schemas.microsoft.com/office/word/2010/wordprocessingCanvas" xmlns:cx="http://schemas.microsoft.com/office/drawing/2014/chartex" xmlns:cx1="http://schemas.microsoft.com/office/drawing/2015/9/8/chartex" xmlns:cx2="http://schemas.microsoft.com/office/drawing/2015/10/21/chartex" xmlns:cx3="http://schemas.microsoft.com/office/drawing/2016/5/9/chartex" xmlns:cx4="http://schemas.microsoft.com/office/drawing/2016/5/10/chartex" xmlns:cx5="http://schemas.microsoft.com/office/drawing/2016/5/11/chartex" xmlns:cx6="http://schemas.microsoft.com/office/drawing/2016/5/12/chartex" xmlns:cx7="http://schemas.microsoft.com/office/drawing/2016/5/13/chartex" xmlns:cx8="http://schemas.microsoft.com/office/drawing/2016/5/14/chartex" xmlns:mc="http://schemas.openxmlformats.org/markup-compatibility/2006" xmlns:aink="http://schemas.microsoft.com/office/drawing/2016/ink" xmlns:am3d="http://schemas.microsoft.com/office/drawing/2017/model3d" xmlns:o="urn:schemas-microsoft-com:office:office" xmlns:oel="http://schemas.microsoft.com/office/2019/extlst" xmlns:r="http://schemas.openxmlformats.org/officeDocument/2006/relationships" xmlns:m="http://schemas.openxmlformats.org/officeDocument/2006/math" xmlns:v="urn:schemas-microsoft-com:vml" xmlns:wp14="http://schemas.microsoft.com/office/word/2010/wordprocessingDrawing" xmlns:wp="http://schemas.openxmlformats.org/drawingml/2006/wordprocessingDrawing" xmlns:w10="urn:schemas-microsoft-com:office:word" xmlns:w="http://schemas.openxmlformats.org/wordprocessingml/2006/main" xmlns:w14="http://schemas.microsoft.com/office/word/2010/wordml" xmlns:w15="http://schemas.microsoft.com/office/word/2012/wordml" xmlns:w16cex="http://schemas.microsoft.com/office/word/2018/wordml/cex" xmlns:w16cid="http://schemas.microsoft.com/office/word/2016/wordml/cid" xmlns:w16="http://schemas.microsoft.com/office/word/2018/wordml" xmlns:w16du="http://schemas.microsoft.com/office/word/2023/wordml/word16du" xmlns:w16sdtdh="http://schemas.microsoft.com/office/word/2020/wordml/sdtdatahash" xmlns:w16sdtfl="http://schemas.microsoft.com/office/word/2024/wordml/sdtformatlock" xmlns:w16se="http://schemas.microsoft.com/office/word/2015/wordml/symex" xmlns:wpg="http://schemas.microsoft.com/office/word/2010/wordprocessingGroup" xmlns:wpi="http://schemas.microsoft.com/office/word/2010/wordprocessingInk" xmlns:wne="http://schemas.microsoft.com/office/word/2006/wordml" xmlns:wps="http://schemas.microsoft.com/office/word/2010/wordprocessingShape" mc:Ignorable="w14 w15 w16se w16cid w16 w16cex w16sdtdh w16sdtfl w16du wp14">
+<w:document xmlns:wpc="http://schemas.microsoft.com/office/word/2010/wordprocessingCanvas" xmlns:cx="http://schemas.microsoft.com/office/drawing/2014/chartex" xmlns:cx1="http://schemas.microsoft.com/office/drawing/2015/9/8/chartex" xmlns:cx2="http://schemas.microsoft.com/office/drawing/2015/10/21/chartex" xmlns:cx3="http://schemas.microsoft.com/office/drawing/2016/5/9/chartex" xmlns:cx4="http://schemas.microsoft.com/office/drawing/2016/5/10/chartex" xmlns:cx5="http://schemas.microsoft.com/office/drawing/2016/5/11/chartex" xmlns:cx6="http://schemas.microsoft.com/office/drawing/2016/5/12/chartex" xmlns:cx7="http://schemas.microsoft.com/office/drawing/2016/5/13/chartex" xmlns:cx8="http://schemas.microsoft.com/office/drawing/2016/5/14/chartex" xmlns:mc="http://schemas.openxmlformats.org/markup-compatibility/2006" xmlns:aink="http://schemas.microsoft.com/office/drawing/2016/ink" xmlns:am3d="http://schemas.microsoft.com/office/drawing/2017/model3d" xmlns:o="urn:schemas-microsoft-com:office:office" xmlns:r="http://schemas.openxmlformats.org/officeDocument/2006/relationships" xmlns:m="http://schemas.openxmlformats.org/officeDocument/2006/math" xmlns:v="urn:schemas-microsoft-com:vml" xmlns:wp14="http://schemas.microsoft.com/office/word/2010/wordprocessingDrawing" xmlns:wp="http://schemas.openxmlformats.org/drawingml/2006/wordprocessingDrawing" xmlns:w10="urn:schemas-microsoft-com:office:word" xmlns:w="http://schemas.openxmlformats.org/wordprocessingml/2006/main" xmlns:w14="http://schemas.microsoft.com/office/word/2010/wordml" xmlns:w15="http://schemas.microsoft.com/office/word/2012/wordml" xmlns:w16cid="http://schemas.microsoft.com/office/word/2016/wordml/cid" xmlns:w16se="http://schemas.microsoft.com/office/word/2015/wordml/symex" xmlns:wpg="http://schemas.microsoft.com/office/word/2010/wordprocessingGroup" xmlns:wpi="http://schemas.microsoft.com/office/word/2010/wordprocessingInk" xmlns:wne="http://schemas.microsoft.com/office/word/2006/wordml" xmlns:wps="http://schemas.microsoft.com/office/word/2010/wordprocessingShape" mc:Ignorable="w14 w15 w16se w16cid wp14">
   <w:body>
     <w:p>
       <w:pPr>
@@ -49,7 +49,7 @@
             <v:imagedata r:id="rId7" o:title=""/>
             <w10:wrap type="topAndBottom"/>
           </v:shape>
-          <o:OLEObject Type="Embed" ProgID="Word.Picture.8" ShapeID="_x0000_s1026" DrawAspect="Content" ObjectID="_1827353231" r:id="rId8"/>
+          <o:OLEObject Type="Embed" ProgID="Word.Picture.8" ShapeID="_x0000_s1026" DrawAspect="Content" ObjectID="_1827485207" r:id="rId8"/>
         </w:object>
       </w:r>
     </w:p>
@@ -1926,7 +1926,7 @@
             <w:pPr>
               <w:jc w:val="right"/>
               <w:rPr>
-                <w:rFonts w:cs="B Nazanin" w:hint="cs"/>
+                <w:rFonts w:cs="B Nazanin"/>
                 <w:b/>
                 <w:bCs/>
                 <w:sz w:val="22"/>
@@ -1950,10 +1950,10 @@
             </w:r>
             <w:r>
               <w:object w:dxaOrig="5565" w:dyaOrig="2220" w14:anchorId="71B631D3">
-                <v:shape id="_x0000_i1077" type="#_x0000_t75" style="width:67.95pt;height:27.25pt" o:ole="">
+                <v:shape id="_x0000_i1026" type="#_x0000_t75" style="width:68.25pt;height:27pt" o:ole="">
                   <v:imagedata r:id="rId9" o:title=""/>
                 </v:shape>
-                <o:OLEObject Type="Embed" ProgID="PBrush" ShapeID="_x0000_i1077" DrawAspect="Content" ObjectID="_1827353229" r:id="rId10"/>
+                <o:OLEObject Type="Embed" ProgID="PBrush" ShapeID="_x0000_i1026" DrawAspect="Content" ObjectID="_1827485205" r:id="rId10"/>
               </w:object>
             </w:r>
             <w:r>
@@ -2579,29 +2579,20 @@
                 <w:szCs w:val="22"/>
                 <w:rtl/>
               </w:rPr>
-              <w:t xml:space="preserve">در شهریور امسال </w:t>
-            </w:r>
-            <w:r>
-              <w:rPr>
-                <w:rFonts w:cs="B Nazanin" w:hint="cs"/>
-                <w:b/>
-                <w:bCs/>
-                <w:sz w:val="22"/>
-                <w:szCs w:val="22"/>
-                <w:rtl/>
-              </w:rPr>
-              <w:t>پروپزال</w:t>
-            </w:r>
-            <w:r>
-              <w:rPr>
-                <w:rFonts w:cs="B Nazanin" w:hint="cs"/>
-                <w:b/>
-                <w:bCs/>
-                <w:sz w:val="22"/>
-                <w:szCs w:val="22"/>
-                <w:rtl/>
-              </w:rPr>
-              <w:t xml:space="preserve"> را تصویب کرده‌اند و </w:t>
+              <w:t>در شهریور امسال پروپزال را تصویب</w:t>
+            </w:r>
+            <w:bookmarkStart w:id="0" w:name="_GoBack"/>
+            <w:bookmarkEnd w:id="0"/>
+            <w:r>
+              <w:rPr>
+                <w:rFonts w:cs="B Nazanin" w:hint="cs"/>
+                <w:b/>
+                <w:bCs/>
+                <w:sz w:val="22"/>
+                <w:szCs w:val="22"/>
+                <w:rtl/>
+              </w:rPr>
+              <w:t xml:space="preserve"> کرده‌اند و </w:t>
             </w:r>
             <w:r>
               <w:rPr>
@@ -2964,15 +2955,28 @@
                 <w:szCs w:val="22"/>
                 <w:rtl/>
               </w:rPr>
-              <w:t xml:space="preserve">(٣) حضور دانشجو: خوب  </w:t>
-            </w:r>
-            <w:r>
-              <w:rPr>
-                <w:rFonts w:cs="B Nazanin" w:hint="cs"/>
-                <w:b/>
-                <w:bCs/>
-                <w:sz w:val="22"/>
-                <w:szCs w:val="22"/>
+              <w:t xml:space="preserve">(٣) حضور دانشجو: </w:t>
+            </w:r>
+            <w:r>
+              <w:rPr>
+                <w:rFonts w:cs="B Nazanin" w:hint="cs"/>
+                <w:b/>
+                <w:bCs/>
+                <w:sz w:val="22"/>
+                <w:szCs w:val="22"/>
+                <w:shd w:val="clear" w:color="auto" w:fill="70AD47" w:themeFill="accent6"/>
+                <w:rtl/>
+              </w:rPr>
+              <w:t xml:space="preserve">خوب  </w:t>
+            </w:r>
+            <w:r>
+              <w:rPr>
+                <w:rFonts w:cs="B Nazanin" w:hint="cs"/>
+                <w:b/>
+                <w:bCs/>
+                <w:sz w:val="22"/>
+                <w:szCs w:val="22"/>
+                <w:shd w:val="clear" w:color="auto" w:fill="70AD47" w:themeFill="accent6"/>
               </w:rPr>
               <w:sym w:font="Wingdings" w:char="F072"/>
             </w:r>
@@ -3126,10 +3130,10 @@
             </w:pPr>
             <w:r>
               <w:object w:dxaOrig="2700" w:dyaOrig="2520" w14:anchorId="04DBE81E">
-                <v:shape id="_x0000_i1063" type="#_x0000_t75" style="width:48.5pt;height:45.4pt" o:ole="">
+                <v:shape id="_x0000_i1027" type="#_x0000_t75" style="width:48.75pt;height:45pt" o:ole="">
                   <v:imagedata r:id="rId11" o:title=""/>
                 </v:shape>
-                <o:OLEObject Type="Embed" ProgID="PBrush" ShapeID="_x0000_i1063" DrawAspect="Content" ObjectID="_1827353230" r:id="rId12"/>
+                <o:OLEObject Type="Embed" ProgID="PBrush" ShapeID="_x0000_i1027" DrawAspect="Content" ObjectID="_1827485206" r:id="rId12"/>
               </w:object>
             </w:r>
           </w:p>
@@ -3177,7 +3181,7 @@
 </file>
 
 <file path=word/endnotes.xml><?xml version="1.0" encoding="utf-8"?>
-<w:endnotes xmlns:wpc="http://schemas.microsoft.com/office/word/2010/wordprocessingCanvas" xmlns:cx="http://schemas.microsoft.com/office/drawing/2014/chartex" xmlns:cx1="http://schemas.microsoft.com/office/drawing/2015/9/8/chartex" xmlns:cx2="http://schemas.microsoft.com/office/drawing/2015/10/21/chartex" xmlns:cx3="http://schemas.microsoft.com/office/drawing/2016/5/9/chartex" xmlns:cx4="http://schemas.microsoft.com/office/drawing/2016/5/10/chartex" xmlns:cx5="http://schemas.microsoft.com/office/drawing/2016/5/11/chartex" xmlns:cx6="http://schemas.microsoft.com/office/drawing/2016/5/12/chartex" xmlns:cx7="http://schemas.microsoft.com/office/drawing/2016/5/13/chartex" xmlns:cx8="http://schemas.microsoft.com/office/drawing/2016/5/14/chartex" xmlns:mc="http://schemas.openxmlformats.org/markup-compatibility/2006" xmlns:aink="http://schemas.microsoft.com/office/drawing/2016/ink" xmlns:am3d="http://schemas.microsoft.com/office/drawing/2017/model3d" xmlns:o="urn:schemas-microsoft-com:office:office" xmlns:oel="http://schemas.microsoft.com/office/2019/extlst" xmlns:r="http://schemas.openxmlformats.org/officeDocument/2006/relationships" xmlns:m="http://schemas.openxmlformats.org/officeDocument/2006/math" xmlns:v="urn:schemas-microsoft-com:vml" xmlns:wp14="http://schemas.microsoft.com/office/word/2010/wordprocessingDrawing" xmlns:wp="http://schemas.openxmlformats.org/drawingml/2006/wordprocessingDrawing" xmlns:w10="urn:schemas-microsoft-com:office:word" xmlns:w="http://schemas.openxmlformats.org/wordprocessingml/2006/main" xmlns:w14="http://schemas.microsoft.com/office/word/2010/wordml" xmlns:w15="http://schemas.microsoft.com/office/word/2012/wordml" xmlns:w16cex="http://schemas.microsoft.com/office/word/2018/wordml/cex" xmlns:w16cid="http://schemas.microsoft.com/office/word/2016/wordml/cid" xmlns:w16="http://schemas.microsoft.com/office/word/2018/wordml" xmlns:w16du="http://schemas.microsoft.com/office/word/2023/wordml/word16du" xmlns:w16sdtdh="http://schemas.microsoft.com/office/word/2020/wordml/sdtdatahash" xmlns:w16sdtfl="http://schemas.microsoft.com/office/word/2024/wordml/sdtformatlock" xmlns:w16se="http://schemas.microsoft.com/office/word/2015/wordml/symex" xmlns:wpg="http://schemas.microsoft.com/office/word/2010/wordprocessingGroup" xmlns:wpi="http://schemas.microsoft.com/office/word/2010/wordprocessingInk" xmlns:wne="http://schemas.microsoft.com/office/word/2006/wordml" xmlns:wps="http://schemas.microsoft.com/office/word/2010/wordprocessingShape" mc:Ignorable="w14 w15 w16se w16cid w16 w16cex w16sdtdh w16sdtfl w16du wp14">
+<w:endnotes xmlns:wpc="http://schemas.microsoft.com/office/word/2010/wordprocessingCanvas" xmlns:cx="http://schemas.microsoft.com/office/drawing/2014/chartex" xmlns:cx1="http://schemas.microsoft.com/office/drawing/2015/9/8/chartex" xmlns:cx2="http://schemas.microsoft.com/office/drawing/2015/10/21/chartex" xmlns:cx3="http://schemas.microsoft.com/office/drawing/2016/5/9/chartex" xmlns:cx4="http://schemas.microsoft.com/office/drawing/2016/5/10/chartex" xmlns:cx5="http://schemas.microsoft.com/office/drawing/2016/5/11/chartex" xmlns:cx6="http://schemas.microsoft.com/office/drawing/2016/5/12/chartex" xmlns:cx7="http://schemas.microsoft.com/office/drawing/2016/5/13/chartex" xmlns:cx8="http://schemas.microsoft.com/office/drawing/2016/5/14/chartex" xmlns:mc="http://schemas.openxmlformats.org/markup-compatibility/2006" xmlns:aink="http://schemas.microsoft.com/office/drawing/2016/ink" xmlns:am3d="http://schemas.microsoft.com/office/drawing/2017/model3d" xmlns:o="urn:schemas-microsoft-com:office:office" xmlns:r="http://schemas.openxmlformats.org/officeDocument/2006/relationships" xmlns:m="http://schemas.openxmlformats.org/officeDocument/2006/math" xmlns:v="urn:schemas-microsoft-com:vml" xmlns:wp14="http://schemas.microsoft.com/office/word/2010/wordprocessingDrawing" xmlns:wp="http://schemas.openxmlformats.org/drawingml/2006/wordprocessingDrawing" xmlns:w10="urn:schemas-microsoft-com:office:word" xmlns:w="http://schemas.openxmlformats.org/wordprocessingml/2006/main" xmlns:w14="http://schemas.microsoft.com/office/word/2010/wordml" xmlns:w15="http://schemas.microsoft.com/office/word/2012/wordml" xmlns:w16cid="http://schemas.microsoft.com/office/word/2016/wordml/cid" xmlns:w16se="http://schemas.microsoft.com/office/word/2015/wordml/symex" xmlns:wpg="http://schemas.microsoft.com/office/word/2010/wordprocessingGroup" xmlns:wpi="http://schemas.microsoft.com/office/word/2010/wordprocessingInk" xmlns:wne="http://schemas.microsoft.com/office/word/2006/wordml" xmlns:wps="http://schemas.microsoft.com/office/word/2010/wordprocessingShape" mc:Ignorable="w14 w15 w16se w16cid wp14">
   <w:endnote w:type="separator" w:id="-1">
     <w:p>
       <w:r>
@@ -3196,7 +3200,7 @@
 </file>
 
 <file path=word/footer1.xml><?xml version="1.0" encoding="utf-8"?>
-<w:ftr xmlns:wpc="http://schemas.microsoft.com/office/word/2010/wordprocessingCanvas" xmlns:cx="http://schemas.microsoft.com/office/drawing/2014/chartex" xmlns:cx1="http://schemas.microsoft.com/office/drawing/2015/9/8/chartex" xmlns:cx2="http://schemas.microsoft.com/office/drawing/2015/10/21/chartex" xmlns:cx3="http://schemas.microsoft.com/office/drawing/2016/5/9/chartex" xmlns:cx4="http://schemas.microsoft.com/office/drawing/2016/5/10/chartex" xmlns:cx5="http://schemas.microsoft.com/office/drawing/2016/5/11/chartex" xmlns:cx6="http://schemas.microsoft.com/office/drawing/2016/5/12/chartex" xmlns:cx7="http://schemas.microsoft.com/office/drawing/2016/5/13/chartex" xmlns:cx8="http://schemas.microsoft.com/office/drawing/2016/5/14/chartex" xmlns:mc="http://schemas.openxmlformats.org/markup-compatibility/2006" xmlns:aink="http://schemas.microsoft.com/office/drawing/2016/ink" xmlns:am3d="http://schemas.microsoft.com/office/drawing/2017/model3d" xmlns:o="urn:schemas-microsoft-com:office:office" xmlns:oel="http://schemas.microsoft.com/office/2019/extlst" xmlns:r="http://schemas.openxmlformats.org/officeDocument/2006/relationships" xmlns:m="http://schemas.openxmlformats.org/officeDocument/2006/math" xmlns:v="urn:schemas-microsoft-com:vml" xmlns:wp14="http://schemas.microsoft.com/office/word/2010/wordprocessingDrawing" xmlns:wp="http://schemas.openxmlformats.org/drawingml/2006/wordprocessingDrawing" xmlns:w10="urn:schemas-microsoft-com:office:word" xmlns:w="http://schemas.openxmlformats.org/wordprocessingml/2006/main" xmlns:w14="http://schemas.microsoft.com/office/word/2010/wordml" xmlns:w15="http://schemas.microsoft.com/office/word/2012/wordml" xmlns:w16cex="http://schemas.microsoft.com/office/word/2018/wordml/cex" xmlns:w16cid="http://schemas.microsoft.com/office/word/2016/wordml/cid" xmlns:w16="http://schemas.microsoft.com/office/word/2018/wordml" xmlns:w16du="http://schemas.microsoft.com/office/word/2023/wordml/word16du" xmlns:w16sdtdh="http://schemas.microsoft.com/office/word/2020/wordml/sdtdatahash" xmlns:w16sdtfl="http://schemas.microsoft.com/office/word/2024/wordml/sdtformatlock" xmlns:w16se="http://schemas.microsoft.com/office/word/2015/wordml/symex" xmlns:wpg="http://schemas.microsoft.com/office/word/2010/wordprocessingGroup" xmlns:wpi="http://schemas.microsoft.com/office/word/2010/wordprocessingInk" xmlns:wne="http://schemas.microsoft.com/office/word/2006/wordml" xmlns:wps="http://schemas.microsoft.com/office/word/2010/wordprocessingShape" mc:Ignorable="w14 w15 w16se w16cid w16 w16cex w16sdtdh w16sdtfl w16du wp14">
+<w:ftr xmlns:wpc="http://schemas.microsoft.com/office/word/2010/wordprocessingCanvas" xmlns:cx="http://schemas.microsoft.com/office/drawing/2014/chartex" xmlns:cx1="http://schemas.microsoft.com/office/drawing/2015/9/8/chartex" xmlns:cx2="http://schemas.microsoft.com/office/drawing/2015/10/21/chartex" xmlns:cx3="http://schemas.microsoft.com/office/drawing/2016/5/9/chartex" xmlns:cx4="http://schemas.microsoft.com/office/drawing/2016/5/10/chartex" xmlns:cx5="http://schemas.microsoft.com/office/drawing/2016/5/11/chartex" xmlns:cx6="http://schemas.microsoft.com/office/drawing/2016/5/12/chartex" xmlns:cx7="http://schemas.microsoft.com/office/drawing/2016/5/13/chartex" xmlns:cx8="http://schemas.microsoft.com/office/drawing/2016/5/14/chartex" xmlns:mc="http://schemas.openxmlformats.org/markup-compatibility/2006" xmlns:aink="http://schemas.microsoft.com/office/drawing/2016/ink" xmlns:am3d="http://schemas.microsoft.com/office/drawing/2017/model3d" xmlns:o="urn:schemas-microsoft-com:office:office" xmlns:r="http://schemas.openxmlformats.org/officeDocument/2006/relationships" xmlns:m="http://schemas.openxmlformats.org/officeDocument/2006/math" xmlns:v="urn:schemas-microsoft-com:vml" xmlns:wp14="http://schemas.microsoft.com/office/word/2010/wordprocessingDrawing" xmlns:wp="http://schemas.openxmlformats.org/drawingml/2006/wordprocessingDrawing" xmlns:w10="urn:schemas-microsoft-com:office:word" xmlns:w="http://schemas.openxmlformats.org/wordprocessingml/2006/main" xmlns:w14="http://schemas.microsoft.com/office/word/2010/wordml" xmlns:w15="http://schemas.microsoft.com/office/word/2012/wordml" xmlns:w16cid="http://schemas.microsoft.com/office/word/2016/wordml/cid" xmlns:w16se="http://schemas.microsoft.com/office/word/2015/wordml/symex" xmlns:wpg="http://schemas.microsoft.com/office/word/2010/wordprocessingGroup" xmlns:wpi="http://schemas.microsoft.com/office/word/2010/wordprocessingInk" xmlns:wne="http://schemas.microsoft.com/office/word/2006/wordml" xmlns:wps="http://schemas.microsoft.com/office/word/2010/wordprocessingShape" mc:Ignorable="w14 w15 w16se w16cid wp14">
   <w:sdt>
     <w:sdtPr>
       <w:rPr>
@@ -3253,7 +3257,7 @@
 </file>
 
 <file path=word/footnotes.xml><?xml version="1.0" encoding="utf-8"?>
-<w:footnotes xmlns:wpc="http://schemas.microsoft.com/office/word/2010/wordprocessingCanvas" xmlns:cx="http://schemas.microsoft.com/office/drawing/2014/chartex" xmlns:cx1="http://schemas.microsoft.com/office/drawing/2015/9/8/chartex" xmlns:cx2="http://schemas.microsoft.com/office/drawing/2015/10/21/chartex" xmlns:cx3="http://schemas.microsoft.com/office/drawing/2016/5/9/chartex" xmlns:cx4="http://schemas.microsoft.com/office/drawing/2016/5/10/chartex" xmlns:cx5="http://schemas.microsoft.com/office/drawing/2016/5/11/chartex" xmlns:cx6="http://schemas.microsoft.com/office/drawing/2016/5/12/chartex" xmlns:cx7="http://schemas.microsoft.com/office/drawing/2016/5/13/chartex" xmlns:cx8="http://schemas.microsoft.com/office/drawing/2016/5/14/chartex" xmlns:mc="http://schemas.openxmlformats.org/markup-compatibility/2006" xmlns:aink="http://schemas.microsoft.com/office/drawing/2016/ink" xmlns:am3d="http://schemas.microsoft.com/office/drawing/2017/model3d" xmlns:o="urn:schemas-microsoft-com:office:office" xmlns:oel="http://schemas.microsoft.com/office/2019/extlst" xmlns:r="http://schemas.openxmlformats.org/officeDocument/2006/relationships" xmlns:m="http://schemas.openxmlformats.org/officeDocument/2006/math" xmlns:v="urn:schemas-microsoft-com:vml" xmlns:wp14="http://schemas.microsoft.com/office/word/2010/wordprocessingDrawing" xmlns:wp="http://schemas.openxmlformats.org/drawingml/2006/wordprocessingDrawing" xmlns:w10="urn:schemas-microsoft-com:office:word" xmlns:w="http://schemas.openxmlformats.org/wordprocessingml/2006/main" xmlns:w14="http://schemas.microsoft.com/office/word/2010/wordml" xmlns:w15="http://schemas.microsoft.com/office/word/2012/wordml" xmlns:w16cex="http://schemas.microsoft.com/office/word/2018/wordml/cex" xmlns:w16cid="http://schemas.microsoft.com/office/word/2016/wordml/cid" xmlns:w16="http://schemas.microsoft.com/office/word/2018/wordml" xmlns:w16du="http://schemas.microsoft.com/office/word/2023/wordml/word16du" xmlns:w16sdtdh="http://schemas.microsoft.com/office/word/2020/wordml/sdtdatahash" xmlns:w16sdtfl="http://schemas.microsoft.com/office/word/2024/wordml/sdtformatlock" xmlns:w16se="http://schemas.microsoft.com/office/word/2015/wordml/symex" xmlns:wpg="http://schemas.microsoft.com/office/word/2010/wordprocessingGroup" xmlns:wpi="http://schemas.microsoft.com/office/word/2010/wordprocessingInk" xmlns:wne="http://schemas.microsoft.com/office/word/2006/wordml" xmlns:wps="http://schemas.microsoft.com/office/word/2010/wordprocessingShape" mc:Ignorable="w14 w15 w16se w16cid w16 w16cex w16sdtdh w16sdtfl w16du wp14">
+<w:footnotes xmlns:wpc="http://schemas.microsoft.com/office/word/2010/wordprocessingCanvas" xmlns:cx="http://schemas.microsoft.com/office/drawing/2014/chartex" xmlns:cx1="http://schemas.microsoft.com/office/drawing/2015/9/8/chartex" xmlns:cx2="http://schemas.microsoft.com/office/drawing/2015/10/21/chartex" xmlns:cx3="http://schemas.microsoft.com/office/drawing/2016/5/9/chartex" xmlns:cx4="http://schemas.microsoft.com/office/drawing/2016/5/10/chartex" xmlns:cx5="http://schemas.microsoft.com/office/drawing/2016/5/11/chartex" xmlns:cx6="http://schemas.microsoft.com/office/drawing/2016/5/12/chartex" xmlns:cx7="http://schemas.microsoft.com/office/drawing/2016/5/13/chartex" xmlns:cx8="http://schemas.microsoft.com/office/drawing/2016/5/14/chartex" xmlns:mc="http://schemas.openxmlformats.org/markup-compatibility/2006" xmlns:aink="http://schemas.microsoft.com/office/drawing/2016/ink" xmlns:am3d="http://schemas.microsoft.com/office/drawing/2017/model3d" xmlns:o="urn:schemas-microsoft-com:office:office" xmlns:r="http://schemas.openxmlformats.org/officeDocument/2006/relationships" xmlns:m="http://schemas.openxmlformats.org/officeDocument/2006/math" xmlns:v="urn:schemas-microsoft-com:vml" xmlns:wp14="http://schemas.microsoft.com/office/word/2010/wordprocessingDrawing" xmlns:wp="http://schemas.openxmlformats.org/drawingml/2006/wordprocessingDrawing" xmlns:w10="urn:schemas-microsoft-com:office:word" xmlns:w="http://schemas.openxmlformats.org/wordprocessingml/2006/main" xmlns:w14="http://schemas.microsoft.com/office/word/2010/wordml" xmlns:w15="http://schemas.microsoft.com/office/word/2012/wordml" xmlns:w16cid="http://schemas.microsoft.com/office/word/2016/wordml/cid" xmlns:w16se="http://schemas.microsoft.com/office/word/2015/wordml/symex" xmlns:wpg="http://schemas.microsoft.com/office/word/2010/wordprocessingGroup" xmlns:wpi="http://schemas.microsoft.com/office/word/2010/wordprocessingInk" xmlns:wne="http://schemas.microsoft.com/office/word/2006/wordml" xmlns:wps="http://schemas.microsoft.com/office/word/2010/wordprocessingShape" mc:Ignorable="w14 w15 w16se w16cid wp14">
   <w:footnote w:type="separator" w:id="-1">
     <w:p>
       <w:r>
@@ -3272,7 +3276,7 @@
 </file>
 
 <file path=word/numbering.xml><?xml version="1.0" encoding="utf-8"?>
-<w:numbering xmlns:wpc="http://schemas.microsoft.com/office/word/2010/wordprocessingCanvas" xmlns:cx="http://schemas.microsoft.com/office/drawing/2014/chartex" xmlns:cx1="http://schemas.microsoft.com/office/drawing/2015/9/8/chartex" xmlns:cx2="http://schemas.microsoft.com/office/drawing/2015/10/21/chartex" xmlns:cx3="http://schemas.microsoft.com/office/drawing/2016/5/9/chartex" xmlns:cx4="http://schemas.microsoft.com/office/drawing/2016/5/10/chartex" xmlns:cx5="http://schemas.microsoft.com/office/drawing/2016/5/11/chartex" xmlns:cx6="http://schemas.microsoft.com/office/drawing/2016/5/12/chartex" xmlns:cx7="http://schemas.microsoft.com/office/drawing/2016/5/13/chartex" xmlns:cx8="http://schemas.microsoft.com/office/drawing/2016/5/14/chartex" xmlns:mc="http://schemas.openxmlformats.org/markup-compatibility/2006" xmlns:aink="http://schemas.microsoft.com/office/drawing/2016/ink" xmlns:am3d="http://schemas.microsoft.com/office/drawing/2017/model3d" xmlns:o="urn:schemas-microsoft-com:office:office" xmlns:oel="http://schemas.microsoft.com/office/2019/extlst" xmlns:r="http://schemas.openxmlformats.org/officeDocument/2006/relationships" xmlns:m="http://schemas.openxmlformats.org/officeDocument/2006/math" xmlns:v="urn:schemas-microsoft-com:vml" xmlns:wp14="http://schemas.microsoft.com/office/word/2010/wordprocessingDrawing" xmlns:wp="http://schemas.openxmlformats.org/drawingml/2006/wordprocessingDrawing" xmlns:w10="urn:schemas-microsoft-com:office:word" xmlns:w="http://schemas.openxmlformats.org/wordprocessingml/2006/main" xmlns:w14="http://schemas.microsoft.com/office/word/2010/wordml" xmlns:w15="http://schemas.microsoft.com/office/word/2012/wordml" xmlns:w16cex="http://schemas.microsoft.com/office/word/2018/wordml/cex" xmlns:w16cid="http://schemas.microsoft.com/office/word/2016/wordml/cid" xmlns:w16="http://schemas.microsoft.com/office/word/2018/wordml" xmlns:w16du="http://schemas.microsoft.com/office/word/2023/wordml/word16du" xmlns:w16sdtdh="http://schemas.microsoft.com/office/word/2020/wordml/sdtdatahash" xmlns:w16sdtfl="http://schemas.microsoft.com/office/word/2024/wordml/sdtformatlock" xmlns:w16se="http://schemas.microsoft.com/office/word/2015/wordml/symex" xmlns:wpg="http://schemas.microsoft.com/office/word/2010/wordprocessingGroup" xmlns:wpi="http://schemas.microsoft.com/office/word/2010/wordprocessingInk" xmlns:wne="http://schemas.microsoft.com/office/word/2006/wordml" xmlns:wps="http://schemas.microsoft.com/office/word/2010/wordprocessingShape" mc:Ignorable="w14 w15 w16se w16cid w16 w16cex w16sdtdh w16sdtfl w16du wp14">
+<w:numbering xmlns:wpc="http://schemas.microsoft.com/office/word/2010/wordprocessingCanvas" xmlns:cx="http://schemas.microsoft.com/office/drawing/2014/chartex" xmlns:cx1="http://schemas.microsoft.com/office/drawing/2015/9/8/chartex" xmlns:cx2="http://schemas.microsoft.com/office/drawing/2015/10/21/chartex" xmlns:cx3="http://schemas.microsoft.com/office/drawing/2016/5/9/chartex" xmlns:cx4="http://schemas.microsoft.com/office/drawing/2016/5/10/chartex" xmlns:cx5="http://schemas.microsoft.com/office/drawing/2016/5/11/chartex" xmlns:cx6="http://schemas.microsoft.com/office/drawing/2016/5/12/chartex" xmlns:cx7="http://schemas.microsoft.com/office/drawing/2016/5/13/chartex" xmlns:cx8="http://schemas.microsoft.com/office/drawing/2016/5/14/chartex" xmlns:mc="http://schemas.openxmlformats.org/markup-compatibility/2006" xmlns:aink="http://schemas.microsoft.com/office/drawing/2016/ink" xmlns:am3d="http://schemas.microsoft.com/office/drawing/2017/model3d" xmlns:o="urn:schemas-microsoft-com:office:office" xmlns:r="http://schemas.openxmlformats.org/officeDocument/2006/relationships" xmlns:m="http://schemas.openxmlformats.org/officeDocument/2006/math" xmlns:v="urn:schemas-microsoft-com:vml" xmlns:wp14="http://schemas.microsoft.com/office/word/2010/wordprocessingDrawing" xmlns:wp="http://schemas.openxmlformats.org/drawingml/2006/wordprocessingDrawing" xmlns:w10="urn:schemas-microsoft-com:office:word" xmlns:w="http://schemas.openxmlformats.org/wordprocessingml/2006/main" xmlns:w14="http://schemas.microsoft.com/office/word/2010/wordml" xmlns:w15="http://schemas.microsoft.com/office/word/2012/wordml" xmlns:w16cid="http://schemas.microsoft.com/office/word/2016/wordml/cid" xmlns:w16se="http://schemas.microsoft.com/office/word/2015/wordml/symex" xmlns:wpg="http://schemas.microsoft.com/office/word/2010/wordprocessingGroup" xmlns:wpi="http://schemas.microsoft.com/office/word/2010/wordprocessingInk" xmlns:wne="http://schemas.microsoft.com/office/word/2006/wordml" xmlns:wps="http://schemas.microsoft.com/office/word/2010/wordprocessingShape" mc:Ignorable="w14 w15 w16se w16cid wp14">
   <w:abstractNum w:abstractNumId="0" w15:restartNumberingAfterBreak="0">
     <w:nsid w:val="10203E49"/>
     <w:multiLevelType w:val="hybridMultilevel"/>
@@ -3540,20 +3544,20 @@
       </w:pPr>
     </w:lvl>
   </w:abstractNum>
-  <w:num w:numId="1" w16cid:durableId="253562824">
+  <w:num w:numId="1">
     <w:abstractNumId w:val="1"/>
   </w:num>
-  <w:num w:numId="2" w16cid:durableId="1779715805">
+  <w:num w:numId="2">
     <w:abstractNumId w:val="0"/>
   </w:num>
-  <w:num w:numId="3" w16cid:durableId="1111973791">
+  <w:num w:numId="3">
     <w:abstractNumId w:val="2"/>
   </w:num>
 </w:numbering>
 </file>
 
 <file path=word/styles.xml><?xml version="1.0" encoding="utf-8"?>
-<w:styles xmlns:mc="http://schemas.openxmlformats.org/markup-compatibility/2006" xmlns:r="http://schemas.openxmlformats.org/officeDocument/2006/relationships" xmlns:w="http://schemas.openxmlformats.org/wordprocessingml/2006/main" xmlns:w14="http://schemas.microsoft.com/office/word/2010/wordml" xmlns:w15="http://schemas.microsoft.com/office/word/2012/wordml" xmlns:w16cex="http://schemas.microsoft.com/office/word/2018/wordml/cex" xmlns:w16cid="http://schemas.microsoft.com/office/word/2016/wordml/cid" xmlns:w16="http://schemas.microsoft.com/office/word/2018/wordml" xmlns:w16du="http://schemas.microsoft.com/office/word/2023/wordml/word16du" xmlns:w16sdtdh="http://schemas.microsoft.com/office/word/2020/wordml/sdtdatahash" xmlns:w16sdtfl="http://schemas.microsoft.com/office/word/2024/wordml/sdtformatlock" xmlns:w16se="http://schemas.microsoft.com/office/word/2015/wordml/symex" mc:Ignorable="w14 w15 w16se w16cid w16 w16cex w16sdtdh w16sdtfl w16du">
+<w:styles xmlns:mc="http://schemas.openxmlformats.org/markup-compatibility/2006" xmlns:r="http://schemas.openxmlformats.org/officeDocument/2006/relationships" xmlns:w="http://schemas.openxmlformats.org/wordprocessingml/2006/main" xmlns:w14="http://schemas.microsoft.com/office/word/2010/wordml" xmlns:w15="http://schemas.microsoft.com/office/word/2012/wordml" xmlns:w16cid="http://schemas.microsoft.com/office/word/2016/wordml/cid" xmlns:w16se="http://schemas.microsoft.com/office/word/2015/wordml/symex" mc:Ignorable="w14 w15 w16se w16cid">
   <w:docDefaults>
     <w:rPrDefault>
       <w:rPr>
@@ -3569,7 +3573,7 @@
       </w:pPr>
     </w:pPrDefault>
   </w:docDefaults>
-  <w:latentStyles w:defLockedState="0" w:defUIPriority="99" w:defSemiHidden="0" w:defUnhideWhenUsed="0" w:defQFormat="0" w:count="376">
+  <w:latentStyles w:defLockedState="0" w:defUIPriority="99" w:defSemiHidden="0" w:defUnhideWhenUsed="0" w:defQFormat="0" w:count="375">
     <w:lsdException w:name="Normal" w:uiPriority="0" w:qFormat="1"/>
     <w:lsdException w:name="heading 1" w:uiPriority="9" w:qFormat="1"/>
     <w:lsdException w:name="heading 2" w:semiHidden="1" w:uiPriority="9" w:unhideWhenUsed="1" w:qFormat="1"/>
@@ -3945,7 +3949,6 @@
     <w:lsdException w:name="Smart Hyperlink" w:semiHidden="1" w:unhideWhenUsed="1"/>
     <w:lsdException w:name="Hashtag" w:semiHidden="1" w:unhideWhenUsed="1"/>
     <w:lsdException w:name="Unresolved Mention" w:semiHidden="1" w:unhideWhenUsed="1"/>
-    <w:lsdException w:name="Smart Link" w:semiHidden="1" w:unhideWhenUsed="1"/>
   </w:latentStyles>
   <w:style w:type="paragraph" w:default="1" w:styleId="Normal">
     <w:name w:val="Normal"/>
